--- a/incremento 2.docx
+++ b/incremento 2.docx
@@ -162,24 +162,12 @@
       <w:pPr>
         <w:jc w:val="center"/>
       </w:pPr>
-      <w:hyperlink r:id="rId6" w:tooltip="https://teams.microsoft.com/l/meetingrecap?driveId=b%213fSRUj-C20eQY8P3m97xNq4Xzh8-E2RDuVn0zncQcT9i97kFARIQRLNOJjfAVcOX&amp;driveItemId=01BA5KU7OKF7DFCMPTABHLOE7I643GRR5D&amp;sitePath=https%3A%2F%2Fumgt.sharepoint.com%2Fsites%2F1-26-Intro-A%2FDocumentos+compartidos%2FGeneral%2FRecordings%2Fproyecto+1-20260508_164746-Grabaci%C3%B3n+de+la+reuni%C3%B3n.mp4%3Fweb%3D1&amp;fileUrl=https%3A%2F%2Fumgt.sharepoint.com%2Fsites%2F1-26-Intro-A%2FDocumentos+compartidos%2FGeneral%2FRecordings%2Fproyecto+1-20260508_164746-Grabaci%C3%B3n+de+la+reuni%C3%B3n.mp4%3Fweb%3D1&amp;threadId=19%3Apk6aj-ipEBN97rdOeHyDA7BTB8wrwRvV8Hg57VuKTgY1%40thread.tacv2&amp;organizerId=b5ea6c1a-9869-423d-9629-0fb0fbd1213e&amp;tenantId=5f53b4ce-63d4-4ee8-88d2-22f0b2d4b27a&amp;callId=4bf9b1af-8fcc-4486-9a2e-ea2be2fb9398&amp;threadType=space&amp;meetingType=MeetNow&amp;organizerGroupId=15da4096-3c9d-4104-b7e2-57e82099f33a&amp;channelType=Standard&amp;replyChainId=1778280443252&amp;subType=RecapSharingLink_RecapCore" w:history="1">
+      <w:hyperlink r:id="rId6" w:tooltip="https://teams.microsoft.com/l/meetingrecap?driveId=b%213fSRUj-C20eQY8P3m97xNq4Xzh8-E2RDuVn0zncQcT9i97kFARIQRLNOJjfAVcOX&amp;driveItemId=01BA5KU7OKF7DFCMPTABHLOE7I643GRR5D&amp;sitePath=https%3A%2F%2Fumgt.sharepoint.com%2Fsites%2F1-26-Intro-A%2FDocumentos+compartidos%2F" w:history="1">
         <w:r>
           <w:rPr>
             <w:rStyle w:val="Hipervnculo"/>
           </w:rPr>
-          <w:t>Resumen: proyecto 1viernes, 8 may</w:t>
-        </w:r>
-        <w:r>
-          <w:rPr>
-            <w:rStyle w:val="Hipervnculo"/>
-          </w:rPr>
-          <w:t>o</w:t>
-        </w:r>
-        <w:r>
-          <w:rPr>
-            <w:rStyle w:val="Hipervnculo"/>
-          </w:rPr>
-          <w:t xml:space="preserve"> | Reunión | Microsoft </w:t>
+          <w:t xml:space="preserve">Resumen: proyecto 1viernes, 8 mayo | Reunión | Microsoft </w:t>
         </w:r>
         <w:proofErr w:type="spellStart"/>
         <w:r>
@@ -195,7 +183,7 @@
       <w:pPr>
         <w:jc w:val="center"/>
       </w:pPr>
-      <w:hyperlink r:id="rId7" w:tooltip="https://teams.microsoft.com/l/meetingrecap?driveId=b%213fSRUj-C20eQY8P3m97xNq4Xzh8-E2RDuVn0zncQcT9i97kFARIQRLNOJjfAVcOX&amp;driveItemId=01BA5KU7KFWDVVOGPQ35EZVFJHYGIN3ZST&amp;sitePath=https%3A%2F%2Fumgt.sharepoint.com%2Fsites%2F1-26-Intro-A%2FDocumentos+compartidos%2FGeneral%2FRecordings%2Fproyecto+2-20260508_165255-Grabaci%C3%B3n+de+la+reuni%C3%B3n.mp4%3Fweb%3D1&amp;fileUrl=https%3A%2F%2Fumgt.sharepoint.com%2Fsites%2F1-26-Intro-A%2FDocumentos+compartidos%2FGeneral%2FRecordings%2Fproyecto+2-20260508_165255-Grabaci%C3%B3n+de+la+reuni%C3%B3n.mp4%3Fweb%3D1&amp;threadId=19%3Apk6aj-ipEBN97rdOeHyDA7BTB8wrwRvV8Hg57VuKTgY1%40thread.tacv2&amp;organizerId=b5ea6c1a-9869-423d-9629-0fb0fbd1213e&amp;tenantId=5f53b4ce-63d4-4ee8-88d2-22f0b2d4b27a&amp;callId=c7119923-27e0-44ba-b854-7b6a068a56d6&amp;threadType=space&amp;meetingType=MeetNow&amp;organizerGroupId=15da4096-3c9d-4104-b7e2-57e82099f33a&amp;channelType=Standard&amp;replyChainId=1778280745173&amp;subType=RecapSharingLink_RecapCore" w:history="1">
+      <w:hyperlink r:id="rId7" w:tooltip="https://teams.microsoft.com/l/meetingrecap?driveId=b%213fSRUj-C20eQY8P3m97xNq4Xzh8-E2RDuVn0zncQcT9i97kFARIQRLNOJjfAVcOX&amp;driveItemId=01BA5KU7KFWDVVOGPQ35EZVFJHYGIN3ZST&amp;sitePath=https%3A%2F%2Fumgt.sharepoint.com%2Fsites%2F1-26-Intro-A%2FDocumentos+compartidos%2F" w:history="1">
         <w:r>
           <w:rPr>
             <w:rStyle w:val="Hipervnculo"/>
@@ -216,7 +204,7 @@
       <w:pPr>
         <w:jc w:val="center"/>
       </w:pPr>
-      <w:hyperlink r:id="rId8" w:tooltip="https://teams.microsoft.com/l/meetingrecap?driveId=b%213fSRUj-C20eQY8P3m97xNq4Xzh8-E2RDuVn0zncQcT9i97kFARIQRLNOJjfAVcOX&amp;driveItemId=01BA5KU7POEAJDFQAEY5HZPR3DL26J3X6V&amp;sitePath=https%3A%2F%2Fumgt.sharepoint.com%2Fsites%2F1-26-Intro-A%2FDocumentos+compartidos%2FGeneral%2FRecordings%2Fproyecto+3-20260508_165836-Grabaci%C3%B3n+de+la+reuni%C3%B3n.mp4%3Fweb%3D1&amp;fileUrl=https%3A%2F%2Fumgt.sharepoint.com%2Fsites%2F1-26-Intro-A%2FDocumentos+compartidos%2FGeneral%2FRecordings%2Fproyecto+3-20260508_165836-Grabaci%C3%B3n+de+la+reuni%C3%B3n.mp4%3Fweb%3D1&amp;threadId=19%3Apk6aj-ipEBN97rdOeHyDA7BTB8wrwRvV8Hg57VuKTgY1%40thread.tacv2&amp;organizerId=b5ea6c1a-9869-423d-9629-0fb0fbd1213e&amp;tenantId=5f53b4ce-63d4-4ee8-88d2-22f0b2d4b27a&amp;callId=fe352128-41d2-49a1-b65c-ab09bbb08608&amp;threadType=space&amp;meetingType=MeetNow&amp;organizerGroupId=15da4096-3c9d-4104-b7e2-57e82099f33a&amp;channelType=Standard&amp;replyChainId=1778281085133&amp;subType=RecapSharingLink_RecapCore" w:history="1">
+      <w:hyperlink r:id="rId8" w:tooltip="https://teams.microsoft.com/l/meetingrecap?driveId=b%213fSRUj-C20eQY8P3m97xNq4Xzh8-E2RDuVn0zncQcT9i97kFARIQRLNOJjfAVcOX&amp;driveItemId=01BA5KU7POEAJDFQAEY5HZPR3DL26J3X6V&amp;sitePath=https%3A%2F%2Fumgt.sharepoint.com%2Fsites%2F1-26-Intro-A%2FDocumentos+compartidos%2F" w:history="1">
         <w:r>
           <w:rPr>
             <w:rStyle w:val="Hipervnculo"/>
@@ -237,7 +225,7 @@
       <w:pPr>
         <w:jc w:val="center"/>
       </w:pPr>
-      <w:hyperlink r:id="rId9" w:tooltip="https://teams.microsoft.com/l/meetingrecap?driveId=b%213fSRUj-C20eQY8P3m97xNq4Xzh8-E2RDuVn0zncQcT9i97kFARIQRLNOJjfAVcOX&amp;driveItemId=01BA5KU7J7X2XGODEB5NBIUCYLGTMOX6F6&amp;sitePath=https%3A%2F%2Fumgt.sharepoint.com%2Fsites%2F1-26-Intro-A%2FDocumentos+compartidos%2FGeneral%2FRecordings%2Fproyecto+4-20260508_170301-Grabaci%C3%B3n+de+la+reuni%C3%B3n.mp4%3Fweb%3D1&amp;fileUrl=https%3A%2F%2Fumgt.sharepoint.com%2Fsites%2F1-26-Intro-A%2FDocumentos+compartidos%2FGeneral%2FRecordings%2Fproyecto+4-20260508_170301-Grabaci%C3%B3n+de+la+reuni%C3%B3n.mp4%3Fweb%3D1&amp;threadId=19%3Apk6aj-ipEBN97rdOeHyDA7BTB8wrwRvV8Hg57VuKTgY1%40thread.tacv2&amp;organizerId=b5ea6c1a-9869-423d-9629-0fb0fbd1213e&amp;tenantId=5f53b4ce-63d4-4ee8-88d2-22f0b2d4b27a&amp;callId=09e49d69-02d7-4de9-b530-dbc2750f12dd&amp;threadType=space&amp;meetingType=MeetNow&amp;organizerGroupId=15da4096-3c9d-4104-b7e2-57e82099f33a&amp;channelType=Standard&amp;replyChainId=1778281360688&amp;subType=RecapSharingLink_RecapCore" w:history="1">
+      <w:hyperlink r:id="rId9" w:tooltip="https://teams.microsoft.com/l/meetingrecap?driveId=b%213fSRUj-C20eQY8P3m97xNq4Xzh8-E2RDuVn0zncQcT9i97kFARIQRLNOJjfAVcOX&amp;driveItemId=01BA5KU7J7X2XGODEB5NBIUCYLGTMOX6F6&amp;sitePath=https%3A%2F%2Fumgt.sharepoint.com%2Fsites%2F1-26-Intro-A%2FDocumentos+compartidos%2F" w:history="1">
         <w:r>
           <w:rPr>
             <w:rStyle w:val="Hipervnculo"/>
@@ -258,7 +246,7 @@
       <w:pPr>
         <w:jc w:val="center"/>
       </w:pPr>
-      <w:hyperlink r:id="rId10" w:tooltip="https://teams.microsoft.com/l/meetingrecap?driveId=b%213fSRUj-C20eQY8P3m97xNq4Xzh8-E2RDuVn0zncQcT9i97kFARIQRLNOJjfAVcOX&amp;driveItemId=01BA5KU7KOECCDPDNMSNHIIW7UUFW6PU5M&amp;sitePath=https%3A%2F%2Fumgt.sharepoint.com%2Fsites%2F1-26-Intro-A%2FDocumentos+compartidos%2FGeneral%2FRecordings%2Fproyecto+5-20260508_170713-Grabaci%C3%B3n+de+la+reuni%C3%B3n.mp4%3Fweb%3D1&amp;fileUrl=https%3A%2F%2Fumgt.sharepoint.com%2Fsites%2F1-26-Intro-A%2FDocumentos+compartidos%2FGeneral%2FRecordings%2Fproyecto+5-20260508_170713-Grabaci%C3%B3n+de+la+reuni%C3%B3n.mp4%3Fweb%3D1&amp;threadId=19%3Apk6aj-ipEBN97rdOeHyDA7BTB8wrwRvV8Hg57VuKTgY1%40thread.tacv2&amp;organizerId=b5ea6c1a-9869-423d-9629-0fb0fbd1213e&amp;tenantId=5f53b4ce-63d4-4ee8-88d2-22f0b2d4b27a&amp;callId=37478cd6-13b5-49d8-8322-3fbb39ab168b&amp;threadType=space&amp;meetingType=MeetNow&amp;organizerGroupId=15da4096-3c9d-4104-b7e2-57e82099f33a&amp;channelType=Standard&amp;replyChainId=1778281614872&amp;subType=RecapSharingLink_RecapCore" w:history="1">
+      <w:hyperlink r:id="rId10" w:tooltip="https://teams.microsoft.com/l/meetingrecap?driveId=b%213fSRUj-C20eQY8P3m97xNq4Xzh8-E2RDuVn0zncQcT9i97kFARIQRLNOJjfAVcOX&amp;driveItemId=01BA5KU7KOECCDPDNMSNHIIW7UUFW6PU5M&amp;sitePath=https%3A%2F%2Fumgt.sharepoint.com%2Fsites%2F1-26-Intro-A%2FDocumentos+compartidos%2F" w:history="1">
         <w:r>
           <w:rPr>
             <w:rStyle w:val="Hipervnculo"/>
@@ -279,7 +267,7 @@
       <w:pPr>
         <w:jc w:val="center"/>
       </w:pPr>
-      <w:hyperlink r:id="rId11" w:tooltip="https://teams.microsoft.com/l/meetingrecap?driveId=b%213fSRUj-C20eQY8P3m97xNq4Xzh8-E2RDuVn0zncQcT9i97kFARIQRLNOJjfAVcOX&amp;driveItemId=01BA5KU7IDYBQAZQLL6BCIKUI4TPDQU5NE&amp;sitePath=https%3A%2F%2Fumgt.sharepoint.com%2Fsites%2F1-26-Intro-A%2FDocumentos+compartidos%2FGeneral%2FRecordings%2Fproyecto+6-20260508_171123-Grabaci%C3%B3n+de+la+reuni%C3%B3n.mp4%3Fweb%3D1&amp;fileUrl=https%3A%2F%2Fumgt.sharepoint.com%2Fsites%2F1-26-Intro-A%2FDocumentos+compartidos%2FGeneral%2FRecordings%2Fproyecto+6-20260508_171123-Grabaci%C3%B3n+de+la+reuni%C3%B3n.mp4%3Fweb%3D1&amp;threadId=19%3Apk6aj-ipEBN97rdOeHyDA7BTB8wrwRvV8Hg57VuKTgY1%40thread.tacv2&amp;organizerId=b5ea6c1a-9869-423d-9629-0fb0fbd1213e&amp;tenantId=5f53b4ce-63d4-4ee8-88d2-22f0b2d4b27a&amp;callId=f6dc0c41-3a42-40eb-9f0a-e43e41ffeae6&amp;threadType=space&amp;meetingType=MeetNow&amp;organizerGroupId=15da4096-3c9d-4104-b7e2-57e82099f33a&amp;channelType=Standard&amp;replyChainId=1778281866271&amp;subType=RecapSharingLink_RecapCore" w:history="1">
+      <w:hyperlink r:id="rId11" w:tooltip="https://teams.microsoft.com/l/meetingrecap?driveId=b%213fSRUj-C20eQY8P3m97xNq4Xzh8-E2RDuVn0zncQcT9i97kFARIQRLNOJjfAVcOX&amp;driveItemId=01BA5KU7IDYBQAZQLL6BCIKUI4TPDQU5NE&amp;sitePath=https%3A%2F%2Fumgt.sharepoint.com%2Fsites%2F1-26-Intro-A%2FDocumentos+compartidos%2F" w:history="1">
         <w:r>
           <w:rPr>
             <w:rStyle w:val="Hipervnculo"/>
@@ -300,7 +288,7 @@
       <w:pPr>
         <w:jc w:val="center"/>
       </w:pPr>
-      <w:hyperlink r:id="rId12" w:tooltip="https://teams.microsoft.com/l/meetingrecap?driveId=b%213fSRUj-C20eQY8P3m97xNq4Xzh8-E2RDuVn0zncQcT9i97kFARIQRLNOJjfAVcOX&amp;driveItemId=01BA5KU7PRMZ6J7L2SUBAIVCGNWWZHSZE5&amp;sitePath=https%3A%2F%2Fumgt.sharepoint.com%2Fsites%2F1-26-Intro-A%2FDocumentos+compartidos%2FGeneral%2FRecordings%2Fproyecto+7-20260508_171619-Grabaci%C3%B3n+de+la+reuni%C3%B3n.mp4%3Fweb%3D1&amp;fileUrl=https%3A%2F%2Fumgt.sharepoint.com%2Fsites%2F1-26-Intro-A%2FDocumentos+compartidos%2FGeneral%2FRecordings%2Fproyecto+7-20260508_171619-Grabaci%C3%B3n+de+la+reuni%C3%B3n.mp4%3Fweb%3D1&amp;threadId=19%3Apk6aj-ipEBN97rdOeHyDA7BTB8wrwRvV8Hg57VuKTgY1%40thread.tacv2&amp;organizerId=b5ea6c1a-9869-423d-9629-0fb0fbd1213e&amp;tenantId=5f53b4ce-63d4-4ee8-88d2-22f0b2d4b27a&amp;callId=546eca27-18fe-48cc-ab0d-24a862969911&amp;threadType=space&amp;meetingType=MeetNow&amp;organizerGroupId=15da4096-3c9d-4104-b7e2-57e82099f33a&amp;channelType=Standard&amp;replyChainId=1778282159373&amp;subType=RecapSharingLink_RecapCore" w:history="1">
+      <w:hyperlink r:id="rId12" w:tooltip="https://teams.microsoft.com/l/meetingrecap?driveId=b%213fSRUj-C20eQY8P3m97xNq4Xzh8-E2RDuVn0zncQcT9i97kFARIQRLNOJjfAVcOX&amp;driveItemId=01BA5KU7PRMZ6J7L2SUBAIVCGNWWZHSZE5&amp;sitePath=https%3A%2F%2Fumgt.sharepoint.com%2Fsites%2F1-26-Intro-A%2FDocumentos+compartidos%2F" w:history="1">
         <w:r>
           <w:rPr>
             <w:rStyle w:val="Hipervnculo"/>
@@ -321,7 +309,7 @@
       <w:pPr>
         <w:jc w:val="center"/>
       </w:pPr>
-      <w:hyperlink r:id="rId13" w:tooltip="https://teams.microsoft.com/l/meetingrecap?driveId=b%213fSRUj-C20eQY8P3m97xNq4Xzh8-E2RDuVn0zncQcT9i97kFARIQRLNOJjfAVcOX&amp;driveItemId=01BA5KU7IXLXXRH2KLWNBZEU64ZVZMP3TK&amp;sitePath=https%3A%2F%2Fumgt.sharepoint.com%2Fsites%2F1-26-Intro-A%2FDocumentos+compartidos%2FGeneral%2FRecordings%2Fproyecto+8-20260508_172252-Grabaci%C3%B3n+de+la+reuni%C3%B3n.mp4%3Fweb%3D1&amp;fileUrl=https%3A%2F%2Fumgt.sharepoint.com%2Fsites%2F1-26-Intro-A%2FDocumentos+compartidos%2FGeneral%2FRecordings%2Fproyecto+8-20260508_172252-Grabaci%C3%B3n+de+la+reuni%C3%B3n.mp4%3Fweb%3D1&amp;threadId=19%3Apk6aj-ipEBN97rdOeHyDA7BTB8wrwRvV8Hg57VuKTgY1%40thread.tacv2&amp;organizerId=b5ea6c1a-9869-423d-9629-0fb0fbd1213e&amp;tenantId=5f53b4ce-63d4-4ee8-88d2-22f0b2d4b27a&amp;callId=f3a128ee-1b78-4563-be24-82a95fef9955&amp;threadType=space&amp;meetingType=MeetNow&amp;organizerGroupId=15da4096-3c9d-4104-b7e2-57e82099f33a&amp;channelType=Standard&amp;replyChainId=1778282549162&amp;subType=RecapSharingLink_RecapCore" w:history="1">
+      <w:hyperlink r:id="rId13" w:tooltip="https://teams.microsoft.com/l/meetingrecap?driveId=b%213fSRUj-C20eQY8P3m97xNq4Xzh8-E2RDuVn0zncQcT9i97kFARIQRLNOJjfAVcOX&amp;driveItemId=01BA5KU7IXLXXRH2KLWNBZEU64ZVZMP3TK&amp;sitePath=https%3A%2F%2Fumgt.sharepoint.com%2Fsites%2F1-26-Intro-A%2FDocumentos+compartidos%2F" w:history="1">
         <w:r>
           <w:rPr>
             <w:rStyle w:val="Hipervnculo"/>
@@ -342,7 +330,7 @@
       <w:pPr>
         <w:jc w:val="center"/>
       </w:pPr>
-      <w:hyperlink r:id="rId14" w:tooltip="https://teams.microsoft.com/l/meetingrecap?driveId=b%213fSRUj-C20eQY8P3m97xNq4Xzh8-E2RDuVn0zncQcT9i97kFARIQRLNOJjfAVcOX&amp;driveItemId=01BA5KU7IVGL7E547CVNE2IKOYO4X3ULBK&amp;sitePath=https%3A%2F%2Fumgt.sharepoint.com%2Fsites%2F1-26-Intro-A%2FDocumentos+compartidos%2FGeneral%2FRecordings%2Fproyecto+9-20260508_173044-Grabaci%C3%B3n+de+la+reuni%C3%B3n.mp4%3Fweb%3D1&amp;fileUrl=https%3A%2F%2Fumgt.sharepoint.com%2Fsites%2F1-26-Intro-A%2FDocumentos+compartidos%2FGeneral%2FRecordings%2Fproyecto+9-20260508_173044-Grabaci%C3%B3n+de+la+reuni%C3%B3n.mp4%3Fweb%3D1&amp;threadId=19%3Apk6aj-ipEBN97rdOeHyDA7BTB8wrwRvV8Hg57VuKTgY1%40thread.tacv2&amp;organizerId=b5ea6c1a-9869-423d-9629-0fb0fbd1213e&amp;tenantId=5f53b4ce-63d4-4ee8-88d2-22f0b2d4b27a&amp;callId=34ee467f-f6cf-47f2-82d7-b0105ab145af&amp;threadType=space&amp;meetingType=MeetNow&amp;organizerGroupId=15da4096-3c9d-4104-b7e2-57e82099f33a&amp;channelType=Standard&amp;replyChainId=1778283023512&amp;subType=RecapSharingLink_RecapCore" w:history="1">
+      <w:hyperlink r:id="rId14" w:tooltip="https://teams.microsoft.com/l/meetingrecap?driveId=b%213fSRUj-C20eQY8P3m97xNq4Xzh8-E2RDuVn0zncQcT9i97kFARIQRLNOJjfAVcOX&amp;driveItemId=01BA5KU7IVGL7E547CVNE2IKOYO4X3ULBK&amp;sitePath=https%3A%2F%2Fumgt.sharepoint.com%2Fsites%2F1-26-Intro-A%2FDocumentos+compartidos%2F" w:history="1">
         <w:r>
           <w:rPr>
             <w:rStyle w:val="Hipervnculo"/>
@@ -363,7 +351,7 @@
       <w:pPr>
         <w:jc w:val="center"/>
       </w:pPr>
-      <w:hyperlink r:id="rId15" w:tooltip="https://teams.microsoft.com/l/meetingrecap?driveId=b%213fSRUj-C20eQY8P3m97xNq4Xzh8-E2RDuVn0zncQcT9i97kFARIQRLNOJjfAVcOX&amp;driveItemId=01BA5KU7J6DQKS3PM5VZE3AN5MT7EUCTZC&amp;sitePath=https%3A%2F%2Fumgt.sharepoint.com%2Fsites%2F1-26-Intro-A%2FDocumentos+compartidos%2FGeneral%2FRecordings%2Fproyecto+10-20260508_175155-Grabaci%C3%B3n+de+la+reuni%C3%B3n.mp4%3Fweb%3D1&amp;fileUrl=https%3A%2F%2Fumgt.sharepoint.com%2Fsites%2F1-26-Intro-A%2FDocumentos+compartidos%2FGeneral%2FRecordings%2Fproyecto+10-20260508_175155-Grabaci%C3%B3n+de+la+reuni%C3%B3n.mp4%3Fweb%3D1&amp;threadId=19%3Apk6aj-ipEBN97rdOeHyDA7BTB8wrwRvV8Hg57VuKTgY1%40thread.tacv2&amp;organizerId=b5ea6c1a-9869-423d-9629-0fb0fbd1213e&amp;tenantId=5f53b4ce-63d4-4ee8-88d2-22f0b2d4b27a&amp;callId=f5cc526c-df56-49cc-8ce3-f0b97d2488a7&amp;threadType=space&amp;meetingType=MeetNow&amp;organizerGroupId=15da4096-3c9d-4104-b7e2-57e82099f33a&amp;channelType=Standard&amp;replyChainId=1778284297707&amp;subType=RecapSharingLink_RecapCore" w:history="1">
+      <w:hyperlink r:id="rId15" w:tooltip="https://teams.microsoft.com/l/meetingrecap?driveId=b%213fSRUj-C20eQY8P3m97xNq4Xzh8-E2RDuVn0zncQcT9i97kFARIQRLNOJjfAVcOX&amp;driveItemId=01BA5KU7J6DQKS3PM5VZE3AN5MT7EUCTZC&amp;sitePath=https%3A%2F%2Fumgt.sharepoint.com%2Fsites%2F1-26-Intro-A%2FDocumentos+compartidos%2F" w:history="1">
         <w:r>
           <w:rPr>
             <w:rStyle w:val="Hipervnculo"/>
@@ -542,6 +530,9 @@
     </w:p>
     <w:p>
       <w:r>
+        <w:rPr>
+          <w:noProof/>
+        </w:rPr>
         <w:lastRenderedPageBreak/>
         <w:drawing>
           <wp:inline distT="0" distB="0" distL="0" distR="0" wp14:anchorId="7A6ABC2B" wp14:editId="1F59B903">
@@ -582,6 +573,9 @@
     </w:p>
     <w:p>
       <w:r>
+        <w:rPr>
+          <w:noProof/>
+        </w:rPr>
         <w:drawing>
           <wp:inline distT="0" distB="0" distL="0" distR="0" wp14:anchorId="46CB3C04" wp14:editId="5064821C">
             <wp:extent cx="5612130" cy="2961005"/>
@@ -686,10 +680,7 @@
         <w:t xml:space="preserve"> </w:t>
       </w:r>
       <w:r>
-        <w:t>Las herramientas que se usaron</w:t>
-      </w:r>
-      <w:r>
-        <w:t>:</w:t>
+        <w:t>Las herramientas que se usaron:</w:t>
       </w:r>
     </w:p>
     <w:p>
@@ -753,6 +744,9 @@
     </w:p>
     <w:p>
       <w:r>
+        <w:rPr>
+          <w:noProof/>
+        </w:rPr>
         <w:lastRenderedPageBreak/>
         <w:drawing>
           <wp:inline distT="0" distB="0" distL="0" distR="0" wp14:anchorId="03FABE1C" wp14:editId="3D7A94EA">
@@ -793,6 +787,9 @@
     </w:p>
     <w:p>
       <w:r>
+        <w:rPr>
+          <w:noProof/>
+        </w:rPr>
         <w:drawing>
           <wp:inline distT="0" distB="0" distL="0" distR="0" wp14:anchorId="2BCAA2BF" wp14:editId="6ECE414D">
             <wp:extent cx="5612130" cy="2988945"/>
@@ -969,6 +966,9 @@
     </w:p>
     <w:p>
       <w:r>
+        <w:rPr>
+          <w:noProof/>
+        </w:rPr>
         <w:lastRenderedPageBreak/>
         <w:drawing>
           <wp:inline distT="0" distB="0" distL="0" distR="0" wp14:anchorId="696A5B18" wp14:editId="4C3438FA">
@@ -1009,6 +1009,9 @@
     </w:p>
     <w:p>
       <w:r>
+        <w:rPr>
+          <w:noProof/>
+        </w:rPr>
         <w:drawing>
           <wp:inline distT="0" distB="0" distL="0" distR="0" wp14:anchorId="17BF610D" wp14:editId="08FE48B6">
             <wp:extent cx="5612130" cy="2845435"/>
@@ -1267,7 +1270,7 @@
           <w:noProof/>
         </w:rPr>
         <w:drawing>
-          <wp:inline distT="0" distB="0" distL="0" distR="0" wp14:anchorId="6A8FC5FD" wp14:editId="4593B3BE">
+          <wp:inline distT="0" distB="0" distL="0" distR="0" wp14:anchorId="6A8FC5FD" wp14:editId="3224EA42">
             <wp:extent cx="5612130" cy="3155950"/>
             <wp:effectExtent l="0" t="0" r="7620" b="6350"/>
             <wp:docPr id="931357663" name="Imagen 6"/>
@@ -1377,10 +1380,7 @@
         <w:t xml:space="preserve"> </w:t>
       </w:r>
       <w:r>
-        <w:t>Las herramientas que se usaron</w:t>
-      </w:r>
-      <w:r>
-        <w:t>:</w:t>
+        <w:t>Las herramientas que se usaron:</w:t>
       </w:r>
     </w:p>
     <w:p>
@@ -1448,7 +1448,7 @@
         </w:rPr>
         <w:lastRenderedPageBreak/>
         <w:drawing>
-          <wp:anchor distT="0" distB="0" distL="114300" distR="114300" simplePos="0" relativeHeight="251660288" behindDoc="1" locked="0" layoutInCell="1" allowOverlap="1" wp14:anchorId="2E1E526A" wp14:editId="1E553309">
+          <wp:anchor distT="0" distB="0" distL="114300" distR="114300" simplePos="0" relativeHeight="251660288" behindDoc="1" locked="0" layoutInCell="1" allowOverlap="1" wp14:anchorId="2E1E526A" wp14:editId="31AF6E3D">
             <wp:simplePos x="0" y="0"/>
             <wp:positionH relativeFrom="column">
               <wp:posOffset>1473200</wp:posOffset>
@@ -1602,10 +1602,7 @@
         <w:t xml:space="preserve"> </w:t>
       </w:r>
       <w:r>
-        <w:t>Las herramientas que se usaron</w:t>
-      </w:r>
-      <w:r>
-        <w:t>:</w:t>
+        <w:t>Las herramientas que se usaron:</w:t>
       </w:r>
     </w:p>
     <w:p>
@@ -1648,6 +1645,9 @@
     </w:p>
     <w:p>
       <w:r>
+        <w:rPr>
+          <w:noProof/>
+        </w:rPr>
         <w:drawing>
           <wp:anchor distT="0" distB="0" distL="114300" distR="114300" simplePos="0" relativeHeight="251665408" behindDoc="0" locked="0" layoutInCell="1" allowOverlap="1" wp14:anchorId="5589DB15" wp14:editId="52264317">
             <wp:simplePos x="0" y="0"/>
@@ -1705,6 +1705,9 @@
         </w:drawing>
       </w:r>
       <w:r>
+        <w:rPr>
+          <w:noProof/>
+        </w:rPr>
         <w:drawing>
           <wp:anchor distT="0" distB="0" distL="114300" distR="114300" simplePos="0" relativeHeight="251664384" behindDoc="0" locked="0" layoutInCell="1" allowOverlap="1" wp14:anchorId="57D0653D" wp14:editId="4676AF0C">
             <wp:simplePos x="0" y="0"/>
@@ -1818,10 +1821,7 @@
         <w:t xml:space="preserve"> </w:t>
       </w:r>
       <w:r>
-        <w:t>Las herramientas que se usaron</w:t>
-      </w:r>
-      <w:r>
-        <w:t>:</w:t>
+        <w:t>Las herramientas que se usaron:</w:t>
       </w:r>
     </w:p>
     <w:p>
@@ -1925,10 +1925,7 @@
         <w:t xml:space="preserve"> </w:t>
       </w:r>
       <w:r>
-        <w:t>Las herramientas que se usaron</w:t>
-      </w:r>
-      <w:r>
-        <w:t>:</w:t>
+        <w:t>Las herramientas que se usaron:</w:t>
       </w:r>
     </w:p>
     <w:p>
@@ -2182,10 +2179,7 @@
         <w:t xml:space="preserve"> </w:t>
       </w:r>
       <w:r>
-        <w:t>Las herramientas que se usaron</w:t>
-      </w:r>
-      <w:r>
-        <w:t>:</w:t>
+        <w:t>Las herramientas que se usaron:</w:t>
       </w:r>
     </w:p>
     <w:p>
@@ -2236,6 +2230,9 @@
     </w:p>
     <w:p>
       <w:r>
+        <w:rPr>
+          <w:noProof/>
+        </w:rPr>
         <w:drawing>
           <wp:anchor distT="0" distB="0" distL="114300" distR="114300" simplePos="0" relativeHeight="251666432" behindDoc="0" locked="0" layoutInCell="1" allowOverlap="1" wp14:anchorId="5CFE2649" wp14:editId="4A5B9CA9">
             <wp:simplePos x="0" y="0"/>
@@ -2308,6 +2305,9 @@
     </w:p>
     <w:p>
       <w:r>
+        <w:rPr>
+          <w:noProof/>
+        </w:rPr>
         <w:drawing>
           <wp:anchor distT="0" distB="0" distL="114300" distR="114300" simplePos="0" relativeHeight="251667456" behindDoc="0" locked="0" layoutInCell="1" allowOverlap="1" wp14:anchorId="787A3CC0" wp14:editId="164E067D">
             <wp:simplePos x="0" y="0"/>
@@ -2387,10 +2387,7 @@
         <w:t xml:space="preserve"> </w:t>
       </w:r>
       <w:r>
-        <w:t>Las herramientas que se usaron</w:t>
-      </w:r>
-      <w:r>
-        <w:t>:</w:t>
+        <w:t>Las herramientas que se usaron:</w:t>
       </w:r>
     </w:p>
     <w:p>
@@ -2448,6 +2445,9 @@
     </w:p>
     <w:p>
       <w:r>
+        <w:rPr>
+          <w:noProof/>
+        </w:rPr>
         <w:drawing>
           <wp:inline distT="0" distB="0" distL="0" distR="0" wp14:anchorId="3FD21EBC" wp14:editId="2BA9F456">
             <wp:extent cx="5612130" cy="2959735"/>
@@ -4891,6 +4891,7 @@
   <w:style w:type="character" w:default="1" w:styleId="Fuentedeprrafopredeter">
     <w:name w:val="Default Paragraph Font"/>
     <w:uiPriority w:val="1"/>
+    <w:semiHidden/>
     <w:unhideWhenUsed/>
   </w:style>
   <w:style w:type="table" w:default="1" w:styleId="Tablanormal">
